--- a/lecNote/03_JavaScript/0526.ch11_이벤트.docx
+++ b/lecNote/03_JavaScript/0526.ch11_이벤트.docx
@@ -19419,8 +19419,332 @@
         </w:rPr>
       </w:pPr>
     </w:p>
+    <w:p>
+      <w:pPr>
+        <w:spacing w:after="0"/>
+        <w:rPr>
+          <w:rFonts w:ascii="돋움체" w:hAnsi="돋움체" w:cs="돋움체"/>
+          <w:b/>
+          <w:kern w:val="0"/>
+          <w:sz w:val="19"/>
+          <w:szCs w:val="19"/>
+        </w:rPr>
+      </w:pPr>
+      <w:r>
+        <w:rPr>
+          <w:sz w:val="19"/>
+          <w:szCs w:val="19"/>
+        </w:rPr>
+        <w:t>Quiz</w:t>
+      </w:r>
+      <w:r>
+        <w:rPr>
+          <w:rFonts w:hint="eastAsia"/>
+          <w:sz w:val="19"/>
+          <w:szCs w:val="19"/>
+        </w:rPr>
+        <w:t>4</w:t>
+      </w:r>
+      <w:r>
+        <w:rPr>
+          <w:sz w:val="19"/>
+          <w:szCs w:val="19"/>
+        </w:rPr>
+        <w:t>.</w:t>
+      </w:r>
+      <w:r>
+        <w:rPr>
+          <w:rFonts w:ascii="돋움체" w:hAnsi="돋움체" w:cs="돋움체" w:hint="eastAsia"/>
+          <w:b/>
+          <w:kern w:val="0"/>
+          <w:sz w:val="19"/>
+          <w:szCs w:val="19"/>
+        </w:rPr>
+        <w:t xml:space="preserve"> </w:t>
+      </w:r>
+      <w:r>
+        <w:rPr>
+          <w:rFonts w:ascii="돋움체" w:hAnsi="돋움체" w:cs="돋움체" w:hint="eastAsia"/>
+          <w:b/>
+          <w:kern w:val="0"/>
+          <w:sz w:val="19"/>
+          <w:szCs w:val="19"/>
+        </w:rPr>
+        <w:t>다음의</w:t>
+      </w:r>
+      <w:r>
+        <w:rPr>
+          <w:rFonts w:ascii="돋움체" w:hAnsi="돋움체" w:cs="돋움체" w:hint="eastAsia"/>
+          <w:b/>
+          <w:kern w:val="0"/>
+          <w:sz w:val="19"/>
+          <w:szCs w:val="19"/>
+        </w:rPr>
+        <w:t xml:space="preserve"> </w:t>
+      </w:r>
+      <w:r>
+        <w:rPr>
+          <w:rFonts w:ascii="돋움체" w:hAnsi="돋움체" w:cs="돋움체" w:hint="eastAsia"/>
+          <w:b/>
+          <w:kern w:val="0"/>
+          <w:sz w:val="19"/>
+          <w:szCs w:val="19"/>
+        </w:rPr>
+        <w:t>화면을</w:t>
+      </w:r>
+      <w:r>
+        <w:rPr>
+          <w:rFonts w:ascii="돋움체" w:hAnsi="돋움체" w:cs="돋움체" w:hint="eastAsia"/>
+          <w:b/>
+          <w:kern w:val="0"/>
+          <w:sz w:val="19"/>
+          <w:szCs w:val="19"/>
+        </w:rPr>
+        <w:t xml:space="preserve"> </w:t>
+      </w:r>
+      <w:r>
+        <w:rPr>
+          <w:rFonts w:ascii="돋움체" w:hAnsi="돋움체" w:cs="돋움체" w:hint="eastAsia"/>
+          <w:b/>
+          <w:kern w:val="0"/>
+          <w:sz w:val="19"/>
+          <w:szCs w:val="19"/>
+        </w:rPr>
+        <w:t>구현하시오</w:t>
+      </w:r>
+      <w:r>
+        <w:rPr>
+          <w:rFonts w:ascii="돋움체" w:hAnsi="돋움체" w:cs="돋움체" w:hint="eastAsia"/>
+          <w:b/>
+          <w:kern w:val="0"/>
+          <w:sz w:val="19"/>
+          <w:szCs w:val="19"/>
+        </w:rPr>
+        <w:t>(</w:t>
+      </w:r>
+      <w:r>
+        <w:rPr>
+          <w:rFonts w:ascii="돋움체" w:hAnsi="돋움체" w:cs="돋움체" w:hint="eastAsia"/>
+          <w:b/>
+          <w:kern w:val="0"/>
+          <w:sz w:val="19"/>
+          <w:szCs w:val="19"/>
+        </w:rPr>
+        <w:t>버튼을</w:t>
+      </w:r>
+      <w:r>
+        <w:rPr>
+          <w:rFonts w:ascii="돋움체" w:hAnsi="돋움체" w:cs="돋움체" w:hint="eastAsia"/>
+          <w:b/>
+          <w:kern w:val="0"/>
+          <w:sz w:val="19"/>
+          <w:szCs w:val="19"/>
+        </w:rPr>
+        <w:t xml:space="preserve"> </w:t>
+      </w:r>
+      <w:r>
+        <w:rPr>
+          <w:rFonts w:ascii="돋움체" w:hAnsi="돋움체" w:cs="돋움체" w:hint="eastAsia"/>
+          <w:b/>
+          <w:kern w:val="0"/>
+          <w:sz w:val="19"/>
+          <w:szCs w:val="19"/>
+        </w:rPr>
+        <w:t>클릭하면</w:t>
+      </w:r>
+      <w:r>
+        <w:rPr>
+          <w:rFonts w:ascii="돋움체" w:hAnsi="돋움체" w:cs="돋움체" w:hint="eastAsia"/>
+          <w:b/>
+          <w:kern w:val="0"/>
+          <w:sz w:val="19"/>
+          <w:szCs w:val="19"/>
+        </w:rPr>
+        <w:t xml:space="preserve"> </w:t>
+      </w:r>
+      <w:r>
+        <w:rPr>
+          <w:rFonts w:ascii="돋움체" w:hAnsi="돋움체" w:cs="돋움체" w:hint="eastAsia"/>
+          <w:b/>
+          <w:kern w:val="0"/>
+          <w:sz w:val="19"/>
+          <w:szCs w:val="19"/>
+        </w:rPr>
+        <w:t>해당</w:t>
+      </w:r>
+      <w:r>
+        <w:rPr>
+          <w:rFonts w:ascii="돋움체" w:hAnsi="돋움체" w:cs="돋움체" w:hint="eastAsia"/>
+          <w:b/>
+          <w:kern w:val="0"/>
+          <w:sz w:val="19"/>
+          <w:szCs w:val="19"/>
+        </w:rPr>
+        <w:t xml:space="preserve"> </w:t>
+      </w:r>
+      <w:r>
+        <w:rPr>
+          <w:rFonts w:ascii="돋움체" w:hAnsi="돋움체" w:cs="돋움체" w:hint="eastAsia"/>
+          <w:b/>
+          <w:kern w:val="0"/>
+          <w:sz w:val="19"/>
+          <w:szCs w:val="19"/>
+        </w:rPr>
+        <w:t>페이지로</w:t>
+      </w:r>
+      <w:r>
+        <w:rPr>
+          <w:rFonts w:ascii="돋움체" w:hAnsi="돋움체" w:cs="돋움체" w:hint="eastAsia"/>
+          <w:b/>
+          <w:kern w:val="0"/>
+          <w:sz w:val="19"/>
+          <w:szCs w:val="19"/>
+        </w:rPr>
+        <w:t xml:space="preserve"> </w:t>
+      </w:r>
+      <w:r>
+        <w:rPr>
+          <w:rFonts w:ascii="돋움체" w:hAnsi="돋움체" w:cs="돋움체" w:hint="eastAsia"/>
+          <w:b/>
+          <w:kern w:val="0"/>
+          <w:sz w:val="19"/>
+          <w:szCs w:val="19"/>
+        </w:rPr>
+        <w:t>이동한다</w:t>
+      </w:r>
+      <w:r>
+        <w:rPr>
+          <w:rFonts w:ascii="돋움체" w:hAnsi="돋움체" w:cs="돋움체" w:hint="eastAsia"/>
+          <w:b/>
+          <w:kern w:val="0"/>
+          <w:sz w:val="19"/>
+          <w:szCs w:val="19"/>
+        </w:rPr>
+        <w:t>)</w:t>
+      </w:r>
+    </w:p>
+    <w:p>
+      <w:pPr>
+        <w:spacing w:after="0"/>
+        <w:rPr>
+          <w:sz w:val="19"/>
+          <w:szCs w:val="19"/>
+        </w:rPr>
+      </w:pPr>
+      <w:r>
+        <w:rPr>
+          <w:rFonts w:hint="eastAsia"/>
+          <w:sz w:val="19"/>
+          <w:szCs w:val="19"/>
+        </w:rPr>
+        <w:t xml:space="preserve">             </w:t>
+      </w:r>
+      <w:r>
+        <w:rPr>
+          <w:noProof/>
+          <w:sz w:val="19"/>
+          <w:szCs w:val="19"/>
+        </w:rPr>
+        <w:drawing>
+          <wp:inline distT="0" distB="0" distL="0" distR="0" wp14:anchorId="08069F35" wp14:editId="01165E4B">
+            <wp:extent cx="2981347" cy="1085858"/>
+            <wp:effectExtent l="0" t="0" r="9525" b="0"/>
+            <wp:docPr id="12" name="그림 12"/>
+            <wp:cNvGraphicFramePr>
+              <a:graphicFrameLocks xmlns:a="http://schemas.openxmlformats.org/drawingml/2006/main" noChangeAspect="1"/>
+            </wp:cNvGraphicFramePr>
+            <a:graphic xmlns:a="http://schemas.openxmlformats.org/drawingml/2006/main">
+              <a:graphicData uri="http://schemas.openxmlformats.org/drawingml/2006/picture">
+                <pic:pic xmlns:pic="http://schemas.openxmlformats.org/drawingml/2006/picture">
+                  <pic:nvPicPr>
+                    <pic:cNvPr id="1" name=""/>
+                    <pic:cNvPicPr/>
+                  </pic:nvPicPr>
+                  <pic:blipFill>
+                    <a:blip r:embed="rId13"/>
+                    <a:stretch>
+                      <a:fillRect/>
+                    </a:stretch>
+                  </pic:blipFill>
+                  <pic:spPr>
+                    <a:xfrm>
+                      <a:off x="0" y="0"/>
+                      <a:ext cx="2981347" cy="1085858"/>
+                    </a:xfrm>
+                    <a:prstGeom prst="rect">
+                      <a:avLst/>
+                    </a:prstGeom>
+                  </pic:spPr>
+                </pic:pic>
+              </a:graphicData>
+            </a:graphic>
+          </wp:inline>
+        </w:drawing>
+      </w:r>
+    </w:p>
+    <w:p>
+      <w:pPr>
+        <w:spacing w:after="0"/>
+        <w:ind w:leftChars="600" w:left="1200" w:firstLine="195"/>
+        <w:rPr>
+          <w:sz w:val="19"/>
+          <w:szCs w:val="19"/>
+        </w:rPr>
+      </w:pPr>
+      <w:r>
+        <w:rPr>
+          <w:sz w:val="19"/>
+          <w:szCs w:val="19"/>
+        </w:rPr>
+        <w:t>&lt;style&gt;</w:t>
+      </w:r>
+    </w:p>
+    <w:p>
+      <w:pPr>
+        <w:spacing w:after="0"/>
+        <w:ind w:leftChars="600" w:left="1200" w:firstLine="195"/>
+        <w:rPr>
+          <w:sz w:val="19"/>
+          <w:szCs w:val="19"/>
+        </w:rPr>
+      </w:pPr>
+      <w:r>
+        <w:rPr>
+          <w:sz w:val="19"/>
+          <w:szCs w:val="19"/>
+        </w:rPr>
+        <w:t xml:space="preserve">    div{width:300px; margin:0 auto; border:1px solid blue; text-align:center;}</w:t>
+      </w:r>
+    </w:p>
+    <w:p>
+      <w:pPr>
+        <w:spacing w:after="0"/>
+        <w:ind w:leftChars="600" w:left="1200" w:firstLine="195"/>
+        <w:rPr>
+          <w:sz w:val="19"/>
+          <w:szCs w:val="19"/>
+        </w:rPr>
+      </w:pPr>
+      <w:r>
+        <w:rPr>
+          <w:sz w:val="19"/>
+          <w:szCs w:val="19"/>
+        </w:rPr>
+        <w:t>&lt;/style&gt;</w:t>
+      </w:r>
+    </w:p>
+    <w:p>
+      <w:pPr>
+        <w:spacing w:after="0"/>
+        <w:rPr>
+          <w:rFonts w:hint="eastAsia"/>
+          <w:sz w:val="19"/>
+          <w:szCs w:val="19"/>
+        </w:rPr>
+      </w:pPr>
+    </w:p>
     <w:sectPr>
-      <w:footerReference w:type="default" r:id="rId13"/>
+      <w:footerReference w:type="default" r:id="rId14"/>
       <w:pgSz w:w="11906" w:h="16838"/>
       <w:pgMar w:top="720" w:right="720" w:bottom="720" w:left="720" w:header="851" w:footer="0" w:gutter="0"/>
       <w:cols w:space="425"/>
